--- a/tests/fixtures/anchors-and-tabs.docx
+++ b/tests/fixtures/anchors-and-tabs.docx
@@ -35,6 +35,21 @@
         <w:t xml:space="preserve">Party A</w:t>
         <w:tab/>
         <w:t xml:space="preserve">Party B</w:t>
+      </w:r>
+    </w:p>
+    <w:p>
+      <w:pPr>
+        <w:ind w:left="1418" w:hanging="709"/>
+      </w:pPr>
+      <w:r>
+        <w:t xml:space="preserve">(a)</w:t>
+      </w:r>
+      <w:r>
+        <w:rPr>
+          <w:sz w:val="20"/>
+        </w:rPr>
+        <w:tab/>
+        <w:t xml:space="preserve">If to the first party:</w:t>
       </w:r>
     </w:p>
     <w:p>

--- a/tests/fixtures/anchors-and-tabs.docx
+++ b/tests/fixtures/anchors-and-tabs.docx
@@ -50,6 +50,15 @@
         </w:rPr>
         <w:tab/>
         <w:t xml:space="preserve">If to the first party:</w:t>
+      </w:r>
+    </w:p>
+    <w:p>
+      <w:r>
+        <w:rPr>
+          <w:sz w:val="20"/>
+        </w:rPr>
+        <w:tab/>
+        <w:t xml:space="preserve">Indented by a leading tab.</w:t>
       </w:r>
     </w:p>
     <w:p>

--- a/tests/fixtures/anchors-and-tabs.docx
+++ b/tests/fixtures/anchors-and-tabs.docx
@@ -35,6 +35,30 @@
         <w:t xml:space="preserve">Party A</w:t>
         <w:tab/>
         <w:t xml:space="preserve">Party B</w:t>
+      </w:r>
+    </w:p>
+    <w:p>
+      <w:pPr>
+        <w:ind w:left="1418" w:hanging="709"/>
+      </w:pPr>
+      <w:r>
+        <w:t xml:space="preserve">(a)</w:t>
+      </w:r>
+      <w:r>
+        <w:rPr>
+          <w:sz w:val="20"/>
+        </w:rPr>
+        <w:tab/>
+        <w:t xml:space="preserve">If to the first party:</w:t>
+      </w:r>
+    </w:p>
+    <w:p>
+      <w:r>
+        <w:rPr>
+          <w:sz w:val="20"/>
+        </w:rPr>
+        <w:tab/>
+        <w:t xml:space="preserve">Indented by a leading tab.</w:t>
       </w:r>
     </w:p>
     <w:p>
